--- a/src/lib/report/bbbg-chung-noprice.docx
+++ b/src/lib/report/bbbg-chung-noprice.docx
@@ -2801,7 +2801,7 @@
     </w:tbl>
     <w:p/>
     <w:sectPr>
-      <w:pgSz w:w="12240" w:h="15840"/>
+      <w:pgSz w:w="11906" w:h="16838"/>
       <w:pgMar w:top="426" w:right="900" w:bottom="709" w:left="1440" w:header="708" w:footer="277" w:gutter="0"/>
       <w:cols w:space="708"/>
       <w:docGrid w:linePitch="360"/>
